--- a/paper3/submission/cover_letter.docx
+++ b/paper3/submission/cover_letter.docx
@@ -350,12 +350,17 @@
     </w:p>
     <w:p>
       <w:r>
-        <w:t>is read through a service that already holds an authorised key, so no</w:t>
+        <w:t>is a public API whose endpoint the fetcher names, with the authorised key read</w:t>
       </w:r>
     </w:p>
     <w:p>
       <w:r>
-        <w:t>credential is copied into the released code.</w:t>
+        <w:t>from a file outside the repository, so no credential is copied into the</w:t>
+      </w:r>
+    </w:p>
+    <w:p>
+      <w:r>
+        <w:t>released code.</w:t>
       </w:r>
     </w:p>
     <w:p>
